--- a/00_BIMR/BIMR-Future-Materials-Innovators-Program-NOI-2025_CG_V1.docx
+++ b/00_BIMR/BIMR-Future-Materials-Innovators-Program-NOI-2025_CG_V1.docx
@@ -112,7 +112,14 @@
           <w:b/>
           <w:bCs/>
         </w:rPr>
-        <w:t xml:space="preserve"> Conductivity optimization in solid state batteries</w:t>
+        <w:t xml:space="preserve"> </w:t>
+      </w:r>
+      <w:r>
+        <w:rPr>
+          <w:b/>
+          <w:bCs/>
+        </w:rPr>
+        <w:t>Optimising conductivity via genetic algorithms using simulated doping for solid-state batteries</w:t>
       </w:r>
     </w:p>
     <w:p>
@@ -145,7 +152,35 @@
           <w:b/>
           <w:bCs/>
         </w:rPr>
-        <w:t xml:space="preserve"> Computational Chemistry</w:t>
+        <w:t xml:space="preserve"> </w:t>
+      </w:r>
+      <w:r>
+        <w:rPr>
+          <w:b/>
+          <w:bCs/>
+        </w:rPr>
+        <w:t>Applied c</w:t>
+      </w:r>
+      <w:r>
+        <w:rPr>
+          <w:b/>
+          <w:bCs/>
+        </w:rPr>
+        <w:t xml:space="preserve">omputational </w:t>
+      </w:r>
+      <w:r>
+        <w:rPr>
+          <w:b/>
+          <w:bCs/>
+        </w:rPr>
+        <w:t>c</w:t>
+      </w:r>
+      <w:r>
+        <w:rPr>
+          <w:b/>
+          <w:bCs/>
+        </w:rPr>
+        <w:t>hemistry</w:t>
       </w:r>
     </w:p>
     <w:p>
@@ -334,6 +369,15 @@
                 <w:u w:val="single"/>
               </w:rPr>
             </w:pPr>
+            <w:r>
+              <w:rPr>
+                <w:b/>
+                <w:bCs/>
+                <w:highlight w:val="yellow"/>
+                <w:u w:val="single"/>
+              </w:rPr>
+              <w:t>goward@mcmaster.ca</w:t>
+            </w:r>
           </w:p>
         </w:tc>
       </w:tr>
@@ -698,33 +742,6 @@
     <w:p>
       <w:r>
         <w:t>Please list any other research groups (name of research supervisor) that will be involved in the research:</w:t>
-      </w:r>
-    </w:p>
-    <w:p>
-      <w:pPr>
-        <w:pBdr>
-          <w:bottom w:val="single" w:sz="4" w:space="1" w:color="auto"/>
-          <w:between w:val="single" w:sz="4" w:space="1" w:color="auto"/>
-        </w:pBdr>
-      </w:pPr>
-      <w:r>
-        <w:t xml:space="preserve">Yurij </w:t>
-      </w:r>
-      <w:proofErr w:type="spellStart"/>
-      <w:r>
-        <w:t>Mozharivskij</w:t>
-      </w:r>
-      <w:proofErr w:type="spellEnd"/>
-    </w:p>
-    <w:p>
-      <w:pPr>
-        <w:pBdr>
-          <w:bottom w:val="single" w:sz="4" w:space="1" w:color="auto"/>
-          <w:between w:val="single" w:sz="4" w:space="1" w:color="auto"/>
-        </w:pBdr>
-      </w:pPr>
-      <w:r>
-        <w:t>Joseph Okeme</w:t>
       </w:r>
     </w:p>
     <w:p>
